--- a/dokumentation/Schlenter-Rüdiger_IU14092699_DLBDSPBDM01_D_Finalisierungsphase_BE.docx
+++ b/dokumentation/Schlenter-Rüdiger_IU14092699_DLBDSPBDM01_D_Finalisierungsphase_BE.docx
@@ -137,14 +137,25 @@
         <w:t>Bookshare</w:t>
       </w:r>
       <w:proofErr w:type="spellEnd"/>
-      <w:r>
+    </w:p>
+    <w:p>
+      <w:pPr>
+        <w:pStyle w:val="DeckblattTitelZentriert"/>
         <w:rPr>
           <w:b/>
           <w:bCs/>
           <w:sz w:val="28"/>
           <w:szCs w:val="28"/>
         </w:rPr>
-        <w:t xml:space="preserve"> – Datenbankdokumentation</w:t>
+      </w:pPr>
+      <w:r>
+        <w:rPr>
+          <w:b/>
+          <w:bCs/>
+          <w:sz w:val="28"/>
+          <w:szCs w:val="28"/>
+        </w:rPr>
+        <w:t>Datenbankdokumentation</w:t>
       </w:r>
     </w:p>
     <w:p/>
@@ -156,7 +167,6 @@
     <w:p/>
     <w:p/>
     <w:p/>
-    <w:p/>
     <w:p>
       <w:pPr>
         <w:spacing w:line="240" w:lineRule="auto"/>
@@ -240,7 +250,7 @@
         <w:rPr>
           <w:noProof/>
         </w:rPr>
-        <w:t>02.06.2026</w:t>
+        <w:t>14.06.2026</w:t>
       </w:r>
       <w:r>
         <w:fldChar w:fldCharType="end"/>
@@ -284,7 +294,7 @@
           <w:r>
             <w:fldChar w:fldCharType="separate"/>
           </w:r>
-          <w:hyperlink w:anchor="_Toc231385342" w:history="1">
+          <w:hyperlink w:anchor="_Toc232359836" w:history="1">
             <w:r>
               <w:rPr>
                 <w:rStyle w:val="Hyperlink"/>
@@ -329,7 +339,7 @@
                 <w:noProof/>
                 <w:webHidden/>
               </w:rPr>
-              <w:instrText xml:space="preserve"> PAGEREF _Toc231385342 \h </w:instrText>
+              <w:instrText xml:space="preserve"> PAGEREF _Toc232359836 \h </w:instrText>
             </w:r>
             <w:r>
               <w:rPr>
@@ -376,7 +386,7 @@
               <w14:ligatures w14:val="standardContextual"/>
             </w:rPr>
           </w:pPr>
-          <w:hyperlink w:anchor="_Toc231385343" w:history="1">
+          <w:hyperlink w:anchor="_Toc232359837" w:history="1">
             <w:r>
               <w:rPr>
                 <w:rStyle w:val="Hyperlink"/>
@@ -421,7 +431,7 @@
                 <w:noProof/>
                 <w:webHidden/>
               </w:rPr>
-              <w:instrText xml:space="preserve"> PAGEREF _Toc231385343 \h </w:instrText>
+              <w:instrText xml:space="preserve"> PAGEREF _Toc232359837 \h </w:instrText>
             </w:r>
             <w:r>
               <w:rPr>
@@ -468,7 +478,7 @@
               <w14:ligatures w14:val="standardContextual"/>
             </w:rPr>
           </w:pPr>
-          <w:hyperlink w:anchor="_Toc231385344" w:history="1">
+          <w:hyperlink w:anchor="_Toc232359838" w:history="1">
             <w:r>
               <w:rPr>
                 <w:rStyle w:val="Hyperlink"/>
@@ -513,7 +523,7 @@
                 <w:noProof/>
                 <w:webHidden/>
               </w:rPr>
-              <w:instrText xml:space="preserve"> PAGEREF _Toc231385344 \h </w:instrText>
+              <w:instrText xml:space="preserve"> PAGEREF _Toc232359838 \h </w:instrText>
             </w:r>
             <w:r>
               <w:rPr>
@@ -560,7 +570,7 @@
               <w14:ligatures w14:val="standardContextual"/>
             </w:rPr>
           </w:pPr>
-          <w:hyperlink w:anchor="_Toc231385345" w:history="1">
+          <w:hyperlink w:anchor="_Toc232359839" w:history="1">
             <w:r>
               <w:rPr>
                 <w:rStyle w:val="Hyperlink"/>
@@ -605,7 +615,7 @@
                 <w:noProof/>
                 <w:webHidden/>
               </w:rPr>
-              <w:instrText xml:space="preserve"> PAGEREF _Toc231385345 \h </w:instrText>
+              <w:instrText xml:space="preserve"> PAGEREF _Toc232359839 \h </w:instrText>
             </w:r>
             <w:r>
               <w:rPr>
@@ -647,7 +657,7 @@
               <w:lang w:eastAsia="de-DE"/>
             </w:rPr>
           </w:pPr>
-          <w:hyperlink w:anchor="_Toc231385346" w:history="1">
+          <w:hyperlink w:anchor="_Toc232359840" w:history="1">
             <w:r>
               <w:rPr>
                 <w:rStyle w:val="Hyperlink"/>
@@ -692,7 +702,7 @@
                 <w:noProof/>
                 <w:webHidden/>
               </w:rPr>
-              <w:instrText xml:space="preserve"> PAGEREF _Toc231385346 \h </w:instrText>
+              <w:instrText xml:space="preserve"> PAGEREF _Toc232359840 \h </w:instrText>
             </w:r>
             <w:r>
               <w:rPr>
@@ -739,7 +749,7 @@
               <w14:ligatures w14:val="standardContextual"/>
             </w:rPr>
           </w:pPr>
-          <w:hyperlink w:anchor="_Toc231385347" w:history="1">
+          <w:hyperlink w:anchor="_Toc232359841" w:history="1">
             <w:r>
               <w:rPr>
                 <w:rStyle w:val="Hyperlink"/>
@@ -784,7 +794,7 @@
                 <w:noProof/>
                 <w:webHidden/>
               </w:rPr>
-              <w:instrText xml:space="preserve"> PAGEREF _Toc231385347 \h </w:instrText>
+              <w:instrText xml:space="preserve"> PAGEREF _Toc232359841 \h </w:instrText>
             </w:r>
             <w:r>
               <w:rPr>
@@ -831,7 +841,7 @@
               <w14:ligatures w14:val="standardContextual"/>
             </w:rPr>
           </w:pPr>
-          <w:hyperlink w:anchor="_Toc231385348" w:history="1">
+          <w:hyperlink w:anchor="_Toc232359842" w:history="1">
             <w:r>
               <w:rPr>
                 <w:rStyle w:val="Hyperlink"/>
@@ -876,7 +886,7 @@
                 <w:noProof/>
                 <w:webHidden/>
               </w:rPr>
-              <w:instrText xml:space="preserve"> PAGEREF _Toc231385348 \h </w:instrText>
+              <w:instrText xml:space="preserve"> PAGEREF _Toc232359842 \h </w:instrText>
             </w:r>
             <w:r>
               <w:rPr>
@@ -923,7 +933,7 @@
               <w14:ligatures w14:val="standardContextual"/>
             </w:rPr>
           </w:pPr>
-          <w:hyperlink w:anchor="_Toc231385349" w:history="1">
+          <w:hyperlink w:anchor="_Toc232359843" w:history="1">
             <w:r>
               <w:rPr>
                 <w:rStyle w:val="Hyperlink"/>
@@ -968,7 +978,7 @@
                 <w:noProof/>
                 <w:webHidden/>
               </w:rPr>
-              <w:instrText xml:space="preserve"> PAGEREF _Toc231385349 \h </w:instrText>
+              <w:instrText xml:space="preserve"> PAGEREF _Toc232359843 \h </w:instrText>
             </w:r>
             <w:r>
               <w:rPr>
@@ -1015,7 +1025,7 @@
               <w14:ligatures w14:val="standardContextual"/>
             </w:rPr>
           </w:pPr>
-          <w:hyperlink w:anchor="_Toc231385350" w:history="1">
+          <w:hyperlink w:anchor="_Toc232359844" w:history="1">
             <w:r>
               <w:rPr>
                 <w:rStyle w:val="Hyperlink"/>
@@ -1060,7 +1070,7 @@
                 <w:noProof/>
                 <w:webHidden/>
               </w:rPr>
-              <w:instrText xml:space="preserve"> PAGEREF _Toc231385350 \h </w:instrText>
+              <w:instrText xml:space="preserve"> PAGEREF _Toc232359844 \h </w:instrText>
             </w:r>
             <w:r>
               <w:rPr>
@@ -1102,7 +1112,7 @@
               <w:lang w:eastAsia="de-DE"/>
             </w:rPr>
           </w:pPr>
-          <w:hyperlink w:anchor="_Toc231385351" w:history="1">
+          <w:hyperlink w:anchor="_Toc232359845" w:history="1">
             <w:r>
               <w:rPr>
                 <w:rStyle w:val="Hyperlink"/>
@@ -1147,7 +1157,7 @@
                 <w:noProof/>
                 <w:webHidden/>
               </w:rPr>
-              <w:instrText xml:space="preserve"> PAGEREF _Toc231385351 \h </w:instrText>
+              <w:instrText xml:space="preserve"> PAGEREF _Toc232359845 \h </w:instrText>
             </w:r>
             <w:r>
               <w:rPr>
@@ -1194,7 +1204,7 @@
               <w14:ligatures w14:val="standardContextual"/>
             </w:rPr>
           </w:pPr>
-          <w:hyperlink w:anchor="_Toc231385352" w:history="1">
+          <w:hyperlink w:anchor="_Toc232359846" w:history="1">
             <w:r>
               <w:rPr>
                 <w:rStyle w:val="Hyperlink"/>
@@ -1239,7 +1249,7 @@
                 <w:noProof/>
                 <w:webHidden/>
               </w:rPr>
-              <w:instrText xml:space="preserve"> PAGEREF _Toc231385352 \h </w:instrText>
+              <w:instrText xml:space="preserve"> PAGEREF _Toc232359846 \h </w:instrText>
             </w:r>
             <w:r>
               <w:rPr>
@@ -1286,7 +1296,7 @@
               <w14:ligatures w14:val="standardContextual"/>
             </w:rPr>
           </w:pPr>
-          <w:hyperlink w:anchor="_Toc231385353" w:history="1">
+          <w:hyperlink w:anchor="_Toc232359847" w:history="1">
             <w:r>
               <w:rPr>
                 <w:rStyle w:val="Hyperlink"/>
@@ -1331,99 +1341,7 @@
                 <w:noProof/>
                 <w:webHidden/>
               </w:rPr>
-              <w:instrText xml:space="preserve"> PAGEREF _Toc231385353 \h </w:instrText>
-            </w:r>
-            <w:r>
-              <w:rPr>
-                <w:noProof/>
-                <w:webHidden/>
-              </w:rPr>
-            </w:r>
-            <w:r>
-              <w:rPr>
-                <w:noProof/>
-                <w:webHidden/>
-              </w:rPr>
-              <w:fldChar w:fldCharType="separate"/>
-            </w:r>
-            <w:r>
-              <w:rPr>
-                <w:noProof/>
-                <w:webHidden/>
-              </w:rPr>
-              <w:t>5</w:t>
-            </w:r>
-            <w:r>
-              <w:rPr>
-                <w:noProof/>
-                <w:webHidden/>
-              </w:rPr>
-              <w:fldChar w:fldCharType="end"/>
-            </w:r>
-          </w:hyperlink>
-        </w:p>
-        <w:p>
-          <w:pPr>
-            <w:pStyle w:val="Verzeichnis2"/>
-            <w:tabs>
-              <w:tab w:val="left" w:pos="960"/>
-              <w:tab w:val="right" w:leader="dot" w:pos="9628"/>
-            </w:tabs>
-            <w:rPr>
-              <w:rFonts w:cstheme="minorBidi"/>
-              <w:noProof/>
-              <w:kern w:val="2"/>
-              <w:sz w:val="24"/>
-              <w:szCs w:val="24"/>
-              <w14:ligatures w14:val="standardContextual"/>
-            </w:rPr>
-          </w:pPr>
-          <w:hyperlink w:anchor="_Toc231385354" w:history="1">
-            <w:r>
-              <w:rPr>
-                <w:rStyle w:val="Hyperlink"/>
-                <w:noProof/>
-              </w:rPr>
-              <w:t>3.3.</w:t>
-            </w:r>
-            <w:r>
-              <w:rPr>
-                <w:rFonts w:cstheme="minorBidi"/>
-                <w:noProof/>
-                <w:kern w:val="2"/>
-                <w:sz w:val="24"/>
-                <w:szCs w:val="24"/>
-                <w14:ligatures w14:val="standardContextual"/>
-              </w:rPr>
-              <w:tab/>
-            </w:r>
-            <w:r>
-              <w:rPr>
-                <w:rStyle w:val="Hyperlink"/>
-                <w:noProof/>
-              </w:rPr>
-              <w:t>GitHub-Repository</w:t>
-            </w:r>
-            <w:r>
-              <w:rPr>
-                <w:noProof/>
-                <w:webHidden/>
-              </w:rPr>
-              <w:tab/>
-            </w:r>
-            <w:r>
-              <w:rPr>
-                <w:noProof/>
-                <w:webHidden/>
-              </w:rPr>
-              <w:fldChar w:fldCharType="begin"/>
-            </w:r>
-            <w:r>
-              <w:rPr>
-                <w:noProof/>
-                <w:webHidden/>
-              </w:rPr>
-              <w:instrText xml:space="preserve"> PAGEREF _Toc231385354 \h </w:instrText>
+              <w:instrText xml:space="preserve"> PAGEREF _Toc232359847 \h </w:instrText>
             </w:r>
             <w:r>
               <w:rPr>
@@ -1483,7 +1401,7 @@
       <w:pPr>
         <w:pStyle w:val="berschrift1"/>
       </w:pPr>
-      <w:bookmarkStart w:id="0" w:name="_Toc231385342"/>
+      <w:bookmarkStart w:id="0" w:name="_Toc232359836"/>
       <w:r>
         <w:lastRenderedPageBreak/>
         <w:t>Systemübersicht</w:t>
@@ -1497,13 +1415,28 @@
       </w:r>
       <w:proofErr w:type="spellEnd"/>
       <w:r>
-        <w:t xml:space="preserve"> ist ein relationales Datenbanksystem für eine </w:t>
+        <w:t xml:space="preserve"> ist ein</w:t>
+      </w:r>
+      <w:r>
+        <w:t>e</w:t>
+      </w:r>
+      <w:r>
+        <w:t xml:space="preserve"> relationale Datenbank für eine </w:t>
       </w:r>
       <w:r>
         <w:t>Buchtausch-App</w:t>
       </w:r>
       <w:r>
-        <w:t>, die beispielsweise als Webanwendung implementiert werden könnte</w:t>
+        <w:t xml:space="preserve">, die beispielsweise als </w:t>
+      </w:r>
+      <w:r>
+        <w:t xml:space="preserve">Grundlage für die Implementierung einer </w:t>
+      </w:r>
+      <w:r>
+        <w:t>Webanwendun</w:t>
+      </w:r>
+      <w:r>
+        <w:t>g verwendet werden könnte</w:t>
       </w:r>
       <w:r>
         <w:t>. Nutzer können Bücher aus ihrem Bestand zum Verleihen anbieten, Exemplare anderer Nutzer anfragen und den gesamten Ausleihprozess über die Anwendung abwickeln. Das Schema ist in vier fachliche Bereiche gegliedert: Benutzerverwaltung, Katalog, Ausleihprozess und Bewertungen.</w:t>
@@ -1513,7 +1446,7 @@
       <w:pPr>
         <w:pStyle w:val="berschrift2"/>
       </w:pPr>
-      <w:bookmarkStart w:id="1" w:name="_Toc231385343"/>
+      <w:bookmarkStart w:id="1" w:name="_Toc232359837"/>
       <w:r>
         <w:t>Zweck</w:t>
       </w:r>
@@ -1543,7 +1476,7 @@
       <w:pPr>
         <w:pStyle w:val="berschrift2"/>
       </w:pPr>
-      <w:bookmarkStart w:id="2" w:name="_Toc231385344"/>
+      <w:bookmarkStart w:id="2" w:name="_Toc232359838"/>
       <w:r>
         <w:t>Datenbankumgebung</w:t>
       </w:r>
@@ -1574,7 +1507,7 @@
       <w:pPr>
         <w:pStyle w:val="berschrift2"/>
       </w:pPr>
-      <w:bookmarkStart w:id="3" w:name="_Toc231385345"/>
+      <w:bookmarkStart w:id="3" w:name="_Toc232359839"/>
       <w:r>
         <w:t>Schemastruktur</w:t>
       </w:r>
@@ -1684,7 +1617,7 @@
       <w:pPr>
         <w:pStyle w:val="berschrift1"/>
       </w:pPr>
-      <w:bookmarkStart w:id="4" w:name="_Toc231385346"/>
+      <w:bookmarkStart w:id="4" w:name="_Toc232359840"/>
       <w:r>
         <w:t>Funktionalität</w:t>
       </w:r>
@@ -1699,7 +1632,7 @@
       <w:pPr>
         <w:pStyle w:val="berschrift2"/>
       </w:pPr>
-      <w:bookmarkStart w:id="5" w:name="_Toc231385347"/>
+      <w:bookmarkStart w:id="5" w:name="_Toc232359841"/>
       <w:r>
         <w:t>Benutzerverwaltung</w:t>
       </w:r>
@@ -1770,7 +1703,7 @@
       <w:pPr>
         <w:pStyle w:val="berschrift2"/>
       </w:pPr>
-      <w:bookmarkStart w:id="6" w:name="_Toc231385348"/>
+      <w:bookmarkStart w:id="6" w:name="_Toc232359842"/>
       <w:r>
         <w:lastRenderedPageBreak/>
         <w:t>Katalog</w:t>
@@ -1873,7 +1806,7 @@
       <w:pPr>
         <w:pStyle w:val="berschrift2"/>
       </w:pPr>
-      <w:bookmarkStart w:id="7" w:name="_Toc231385349"/>
+      <w:bookmarkStart w:id="7" w:name="_Toc232359843"/>
       <w:r>
         <w:t>Ausleihprozess</w:t>
       </w:r>
@@ -2062,7 +1995,7 @@
       <w:pPr>
         <w:pStyle w:val="berschrift2"/>
       </w:pPr>
-      <w:bookmarkStart w:id="8" w:name="_Toc231385350"/>
+      <w:bookmarkStart w:id="8" w:name="_Toc232359844"/>
       <w:r>
         <w:t>Bewertungen</w:t>
       </w:r>
@@ -2129,7 +2062,7 @@
       <w:pPr>
         <w:pStyle w:val="berschrift1"/>
       </w:pPr>
-      <w:bookmarkStart w:id="9" w:name="_Toc231385351"/>
+      <w:bookmarkStart w:id="9" w:name="_Toc232359845"/>
       <w:r>
         <w:t>Umfang und Speicherbedarf der Datenbank</w:t>
       </w:r>
@@ -2152,7 +2085,7 @@
       <w:pPr>
         <w:pStyle w:val="berschrift2"/>
       </w:pPr>
-      <w:bookmarkStart w:id="10" w:name="_Toc231385352"/>
+      <w:bookmarkStart w:id="10" w:name="_Toc232359846"/>
       <w:r>
         <w:t>Tabellen und Einträge</w:t>
       </w:r>
@@ -2234,24 +2167,14 @@
       <w:r>
         <w:t xml:space="preserve">Abbildung </w:t>
       </w:r>
-      <w:r>
-        <w:fldChar w:fldCharType="begin"/>
-      </w:r>
-      <w:r>
-        <w:instrText xml:space="preserve"> SEQ Abbildung \* ARABIC </w:instrText>
-      </w:r>
-      <w:r>
-        <w:fldChar w:fldCharType="separate"/>
-      </w:r>
-      <w:r>
-        <w:rPr>
-          <w:noProof/>
-        </w:rPr>
-        <w:t>1</w:t>
-      </w:r>
-      <w:r>
-        <w:fldChar w:fldCharType="end"/>
-      </w:r>
+      <w:fldSimple w:instr=" SEQ Abbildung \* ARABIC ">
+        <w:r>
+          <w:rPr>
+            <w:noProof/>
+          </w:rPr>
+          <w:t>1</w:t>
+        </w:r>
+      </w:fldSimple>
       <w:r>
         <w:t>: Speicherbedarf für die Daten</w:t>
       </w:r>
@@ -2264,7 +2187,7 @@
       <w:pPr>
         <w:pStyle w:val="berschrift2"/>
       </w:pPr>
-      <w:bookmarkStart w:id="11" w:name="_Toc231385353"/>
+      <w:bookmarkStart w:id="11" w:name="_Toc232359847"/>
       <w:r>
         <w:t>Datenbankgröße</w:t>
       </w:r>
@@ -2353,63 +2276,24 @@
       <w:r>
         <w:t xml:space="preserve">Abbildung </w:t>
       </w:r>
-      <w:r>
-        <w:fldChar w:fldCharType="begin"/>
-      </w:r>
-      <w:r>
-        <w:instrText xml:space="preserve"> SEQ Abbildung \* ARABIC </w:instrText>
-      </w:r>
-      <w:r>
-        <w:fldChar w:fldCharType="separate"/>
-      </w:r>
-      <w:r>
-        <w:rPr>
-          <w:noProof/>
-        </w:rPr>
-        <w:t>2</w:t>
-      </w:r>
-      <w:r>
-        <w:fldChar w:fldCharType="end"/>
-      </w:r>
-      <w:r>
-        <w:t xml:space="preserve">: Physikalischer Speicherbedarf </w:t>
-      </w:r>
-      <w:r>
-        <w:t>laut Oracle Data Dictionary</w:t>
-      </w:r>
-      <w:r>
-        <w:t xml:space="preserve"> </w:t>
-      </w:r>
-    </w:p>
-    <w:p/>
-    <w:p>
-      <w:pPr>
-        <w:pStyle w:val="berschrift2"/>
-      </w:pPr>
-      <w:bookmarkStart w:id="12" w:name="_Toc231385354"/>
-      <w:r>
-        <w:t>GitHub-Repository</w:t>
-      </w:r>
-      <w:bookmarkEnd w:id="12"/>
-    </w:p>
-    <w:p>
-      <w:r>
-        <w:t>Der Quellcode, die SQL-Skripte und alle Phasendokumente sind im folgenden Repository hinterlegt:</w:t>
-      </w:r>
-    </w:p>
-    <w:p>
-      <w:hyperlink r:id="rId11" w:history="1">
+      <w:fldSimple w:instr=" SEQ Abbildung \* ARABIC ">
         <w:r>
           <w:rPr>
-            <w:rStyle w:val="Hyperlink"/>
+            <w:noProof/>
           </w:rPr>
-          <w:t>https://github.com/superdent/iu_datamart</w:t>
+          <w:t>2</w:t>
         </w:r>
-      </w:hyperlink>
+      </w:fldSimple>
+      <w:r>
+        <w:t xml:space="preserve">: Physikalischer Speicherbedarf </w:t>
+      </w:r>
+      <w:r>
+        <w:t>laut Oracle Data Dictionary</w:t>
+      </w:r>
     </w:p>
     <w:sectPr>
-      <w:footerReference w:type="default" r:id="rId12"/>
-      <w:footerReference w:type="first" r:id="rId13"/>
+      <w:footerReference w:type="default" r:id="rId11"/>
+      <w:footerReference w:type="first" r:id="rId12"/>
       <w:pgSz w:w="11906" w:h="16838"/>
       <w:pgMar w:top="1134" w:right="1134" w:bottom="1134" w:left="1134" w:header="709" w:footer="709" w:gutter="0"/>
       <w:cols w:space="708"/>
@@ -3365,6 +3249,7 @@
   <w:style w:type="character" w:default="1" w:styleId="Absatz-Standardschriftart">
     <w:name w:val="Default Paragraph Font"/>
     <w:uiPriority w:val="1"/>
+    <w:semiHidden/>
     <w:unhideWhenUsed/>
   </w:style>
   <w:style w:type="table" w:default="1" w:styleId="NormaleTabelle">

--- a/dokumentation/Schlenter-Rüdiger_IU14092699_DLBDSPBDM01_D_Finalisierungsphase_BE.docx
+++ b/dokumentation/Schlenter-Rüdiger_IU14092699_DLBDSPBDM01_D_Finalisierungsphase_BE.docx
@@ -250,7 +250,7 @@
         <w:rPr>
           <w:noProof/>
         </w:rPr>
-        <w:t>14.06.2026</w:t>
+        <w:t>25.06.2026</w:t>
       </w:r>
       <w:r>
         <w:fldChar w:fldCharType="end"/>
@@ -2070,15 +2070,7 @@
     </w:p>
     <w:p>
       <w:r>
-        <w:t xml:space="preserve">Nach Ausführung der Skripte enthält die Datenbank Datensätze in allen Tabellen, die aus den in Kapitel 2 beschriebenen Funktionsbereichen resultieren könnten. Ihr Speicherbedarf ist gering, der weitaus größte Anteil entfällt auf </w:t>
-      </w:r>
-      <w:proofErr w:type="spellStart"/>
-      <w:r>
-        <w:t>datenbankintterne</w:t>
-      </w:r>
-      <w:proofErr w:type="spellEnd"/>
-      <w:r>
-        <w:t xml:space="preserve"> Verwaltungsstrukturen.</w:t>
+        <w:t>Nach Ausführung der Skripte enthält die Datenbank Datensätze in allen Tabellen, die aus den in Kapitel 2 beschriebenen Funktionsbereichen resultieren könnten. Ihr Speicherbedarf ist gering, der weitaus größte Anteil entfällt auf datenbankinterne Verwaltungsstrukturen.</w:t>
       </w:r>
     </w:p>
     <w:p>
